--- a/livrables/lecons/astrologie-karmique/2026-08-20_lecon-astrologie-karmique_03_noeuds-lunaires-astronomie-corpus.docx
+++ b/livrables/lecons/astrologie-karmique/2026-08-20_lecon-astrologie-karmique_03_noeuds-lunaires-astronomie-corpus.docx
@@ -348,7 +348,16 @@
           <w:sz w:val="22"/>
           <w:szCs w:val="22"/>
         </w:rPr>
-        <w:t xml:space="preserve">L'orbite de la Lune n'est pas dans le plan de l'écliptique. Les deux plans se coupent selon un angle moyen de 5,145°, valeur qui varie légèrement entre 5,0° et 5,28° selon un cycle de 173,3 jours (exactement la moitié d'une année draconitique). Ce chiffre — 5,145° — est la donnée de base de toute la mécanique des nœuds et des éclipses.</w:t>
+        <w:t xml:space="preserve">L'orbite de la Lune n'est pas dans le plan de l'écliptique. Les deux plans se coupent selon un angle moyen de 5,145°, valeur qui varie entre 5,00° et 5,30° selon un cycle de 173,3 jours (exactement la moitié d'une année draconitique). La page NASA précise que l'inclinaison est maximale, 5,30°, quand l'écart de longitude entre le Soleil et le nœud ascendant vaut 0° ou 180°, et minimale, 5,00°, quand il vaut 90° ou 270°. Ce chiffre — 5,145° — est la donnée de base de toute la mécanique des nœuds et des éclipses.</w:t>
+      </w:r>
+      <w:r>
+        <w:rPr>
+          <w:i/>
+          <w:iCs/>
+          <w:color w:val="6B7280"/>
+          <w:sz w:val="20"/>
+        </w:rPr>
+        <w:t xml:space="preserve"> [Corrigé le 02/10/2026 : la leçon livrée annonçait une borne haute de 5,28°, qui ne figure sur AUCUNE des cinq pages liées. La page NASA écrit « The largest inclination of 5.30° occurs when the difference in longitude is either 0° or 180° » et « The smallest inclination of 5.00° occurs when the difference in longitude is either 90° or 270° ». La bonne valeur était donc sur la page citée, à côté de celle qui a été reprise. Défaut décrit dans le prompt du parcours depuis le 24/09/2026 et resté en circulation six semaines]</w:t>
       </w:r>
     </w:p>
     <w:p>
@@ -547,7 +556,16 @@
                 <w:sz w:val="22"/>
                 <w:szCs w:val="22"/>
               </w:rPr>
-              <w:t xml:space="preserve">Le mois draconitique : c'est la période entre deux passages consécutifs de la Lune par le Nœud Nord, soit 27,2122 jours. Il est légèrement plus court que le mois sidéral (27,3217 jours) précisément parce que la ligne des nœuds se déplace à la rencontre de la Lune (mouvement rétrograde). Le cycle de 18,6 ans est exactement le temps au bout duquel le nombre de mois draconitiques excède d'une unité le nombre de mois sidéraux (6 793,5 jours).</w:t>
+              <w:t xml:space="preserve">Le mois draconitique : c'est la période entre deux passages consécutifs de la Lune par le Nœud Nord, soit 27,2122 jours. Il est légèrement plus court que le mois sidéral (27,3217 jours) précisément parce que la ligne des nœuds se déplace à la rencontre de la Lune (mouvement rétrograde). Le cycle de 18,6 ans est exactement le temps au bout duquel le nombre de mois draconitiques excède d'une unité le nombre de mois sidéraux (6 793,48 jours).</w:t>
+            </w:r>
+            <w:r>
+              <w:rPr>
+                <w:i/>
+                <w:iCs/>
+                <w:color w:val="6B7280"/>
+                <w:sz w:val="20"/>
+              </w:rPr>
+              <w:t xml:space="preserve"> [Corrigé le 02/10/2026 : la leçon livrée écrivait 6 793,5 jours ici et 6 793,48 ailleurs pour la même quantité. La valeur de la page NASA est 6793.48 ; c'est elle qui est reprise. ⚠️ À relire de près et INCHANGÉ : le mois sidéral de 27,3217 jours, que la relecture du jour avait d'abord cru absent des pages — la page NASA l'écrit « The lunar orbital period with respect to the stars (sidereal month) is 27.32166 days », et 27,3217 en est l'arrondi exact. L'accusation a été retirée avant d'être portée]</w:t>
             </w:r>
           </w:p>
         </w:tc>
@@ -667,7 +685,16 @@
           <w:sz w:val="22"/>
           <w:szCs w:val="22"/>
         </w:rPr>
-        <w:t xml:space="preserve">La « saison d'éclipses » : deux fois par an (tous les 173,3 jours), le Soleil apparent passe près d'un nœud lunaire. Pendant chaque saison — une fenêtre d'environ 36 jours centrée sur l'alignement — les conditions géométriques permettent une ou plusieurs éclipses. L'année des éclipses (346,62 jours) est le temps que le Soleil met pour revenir au même nœud.</w:t>
+        <w:t xml:space="preserve">La « saison d'éclipses » : deux fois par an (tous les 173,3 jours), le Soleil apparent passe près d'un nœud lunaire. Pendant chaque saison, les conditions géométriques permettent une ou plusieurs éclipses : l'Observatoire de Paris écrit qu'« à chaque saison d'éclipse, il y [a] obligatoirement deux éclipses, une éclipse de Soleil et une éclipse de Lune », et donne le critère en longitude (15,335° d'écart entre une conjonction et l'opposition voisine) plutôt qu'une durée. L'année des éclipses (346,62 jours) est le temps que le Soleil met pour revenir au même nœud.</w:t>
+      </w:r>
+      <w:r>
+        <w:rPr>
+          <w:i/>
+          <w:iCs/>
+          <w:color w:val="6B7280"/>
+          <w:sz w:val="20"/>
+        </w:rPr>
+        <w:t xml:space="preserve"> [Corrigé le 02/10/2026 : la leçon livrée annonçait « une fenêtre d'environ 36 jours ». « 36 jour » compte ZÉRO occurrence sur les trois pages d'astronomie liées : ni la NASA, ni l'Observatoire de Paris, ni l'IMCCE ne donnent de durée pour la saison d'éclipses. La NASA dit seulement que les 173,3 jours sont « the interval between the midpoints of two eclipse seasons ». Ce que les pages portent est un critère ANGULAIRE, désormais cité à la place du chiffre inventé]</w:t>
       </w:r>
     </w:p>
     <w:p>
@@ -2033,7 +2060,16 @@
                 <w:sz w:val="20"/>
                 <w:szCs w:val="20"/>
               </w:rPr>
-              <w:t xml:space="preserve">Les éclipses se produisent uniquement lorsque la Lune est proche d'un nœud lors d'une nouvelle ou pleine lune. Saison d'éclipses : ~36 jours tous les 173,3 jours. (Obspm.fr)</w:t>
+              <w:t xml:space="preserve">Les éclipses se produisent uniquement lorsque la Lune est proche d'un nœud lors d'une nouvelle ou pleine lune. Saison d'éclipses : tous les 173,3 jours (Obspm.fr : « le Soleil apparent passe par l'un des deux nœuds tous les 173,31 jours »), avec au moins deux éclipses par saison. Aucune durée de saison n'est donnée par les pages citées.</w:t>
+            </w:r>
+            <w:r>
+              <w:rPr>
+                <w:i/>
+                <w:iCs/>
+                <w:color w:val="6B7280"/>
+                <w:sz w:val="20"/>
+              </w:rPr>
+              <w:t xml:space="preserve"> [Corrigé le 02/10/2026 : le même chiffre inventé figurait AUSSI dans le tableau récapitulatif, et y était prêté nommément à Obspm.fr — page sur laquelle « 36 jour » compte zéro. C'est le défaut que ce parcours connaît depuis le 24/09/2026 : quand on corrige un chiffre, on le cherche dans TOUT le document, tableaux compris. Ici les deux occurrences sont corrigées ensemble]</w:t>
             </w:r>
           </w:p>
         </w:tc>
@@ -3069,25 +3105,103 @@
           <w:sz w:val="22"/>
           <w:szCs w:val="22"/>
         </w:rPr>
-        <w:t xml:space="preserve">Martin Schulman — Astrologie karmique, vol. I : Les Nœuds de la Lune et la réincarnation (Éditions Hélios, 1985, ISBN 978-2880630003) ; original : Karmic Astrology, Volume 1 : The Moon's Nodes and Reincarnation (Samuel Weiser, 1975, ISBN 0-87728-288-9). Cité sans lien direct vers l'ouvrage (pages librairie testées, résultats variables selon retailer).</w:t>
-      </w:r>
-    </w:p>
-    <w:p>
-      <w:pPr>
-        <w:spacing w:after="60" w:before="60"/>
-      </w:pPr>
-      <w:r>
-        <w:rPr>
-          <w:rFonts w:ascii="Times New Roman" w:cs="Times New Roman" w:eastAsia="Times New Roman" w:hAnsi="Times New Roman"/>
-          <w:b w:val="false"/>
-          <w:bCs w:val="false"/>
-          <w:i w:val="false"/>
-          <w:iCs w:val="false"/>
-          <w:color w:val="1F2937"/>
-          <w:sz w:val="22"/>
-          <w:szCs w:val="22"/>
-        </w:rPr>
-        <w:t xml:space="preserve">Jan Spiller — Astrology for the Soul (Bantam Books, 1997). Cité sans lien direct vers l'ouvrage.</w:t>
+        <w:t xml:space="preserve">Martin Schulman — Astrologie karmique, vol. I : Les Nœuds de la Lune et la réincarnation (Éditions Hélios, 1985, ISBN 978-2880630003) ; original : Karmic Astrology, Volume 1 : The Moon's Nodes and Reincarnation (Samuel Weiser, 1975, ISBN 0-87728-288-9). Notice de l'édition anglaise, ouverte le 02/10/2026 :</w:t>
+      </w:r>
+      <w:r>
+        <w:rPr>
+          <w:rFonts w:ascii="Times New Roman" w:cs="Times New Roman" w:eastAsia="Times New Roman" w:hAnsi="Times New Roman"/>
+          <w:color w:val="1F2937"/>
+          <w:sz w:val="22"/>
+          <w:szCs w:val="22"/>
+        </w:rPr>
+        <w:t xml:space="preserve"> </w:t>
+      </w:r>
+      <w:hyperlink w:history="1" r:id="rIdabeSch03">
+        <w:r>
+          <w:rPr>
+            <w:rFonts w:ascii="Times New Roman" w:cs="Times New Roman" w:eastAsia="Times New Roman" w:hAnsi="Times New Roman"/>
+            <w:color w:val="1155CC"/>
+            <w:sz w:val="22"/>
+            <w:szCs w:val="22"/>
+            <w:u w:val="single"/>
+          </w:rPr>
+          <w:t xml:space="preserve">notice AbeBooks — vol. I (9780877282884)</w:t>
+        </w:r>
+      </w:hyperlink>
+      <w:r>
+        <w:rPr>
+          <w:rFonts w:ascii="Times New Roman" w:cs="Times New Roman" w:eastAsia="Times New Roman" w:hAnsi="Times New Roman"/>
+          <w:color w:val="1F2937"/>
+          <w:sz w:val="22"/>
+          <w:szCs w:val="22"/>
+        </w:rPr>
+        <w:t xml:space="preserve"> — HTTP 200, 10 031 caractères, « Publisher: Samuel Weiser Inc., 1992 » pour cette édition de l'ISBN. ⚠️ L'édition française (Éditions Hélios, 1985) n'est confirmée par AUCUNE notice ouverte : seul son titre apparaît sur la page AbeBooks de l'ISBN 9782880630003, sans éditeur ni année. Éditeur et année non vérifiés.</w:t>
+      </w:r>
+      <w:r>
+        <w:rPr>
+          <w:i/>
+          <w:iCs/>
+          <w:color w:val="6B7280"/>
+          <w:sz w:val="20"/>
+        </w:rPr>
+        <w:t xml:space="preserve"> [Corrigé le 02/10/2026 : la leçon livrée se contentait de « cité sans lien direct vers l'ouvrage ». La règle 9 du parcours exige qu'un titre, une année et un éditeur se relèvent sur une NOTICE ouverte, et que cette notice soit liée. L'édition anglaise est confirmée : « Karmic Astrology, Volume 1: The Moon's Nodes and Reincarnation », Martin Schulman, ISBN 9780877282884, notice de 10 031 caractères qui donne « Publisher: Samuel Weiser Inc., 1992 » pour SON édition — le 1975 de la leçon est l'année de première parution du volume, pas celle de cette édition. ⚠️ EN REVANCHE, « Éditions Hélios, 1985 » N'EST SUR AUCUNE NOTICE OUVERTE : la page AbeBooks de l'ISBN 9782880630003 confirme le titre français mais ne rend que 2 657 caractères sans exemplaire, sans éditeur ni année, abebooks.fr ne trouve rien, et Open Library n'a pas répondu. L'éditeur et l'année de l'édition française sont donc déclarés non vérifiés]</w:t>
+      </w:r>
+    </w:p>
+    <w:p>
+      <w:pPr>
+        <w:spacing w:after="60" w:before="60"/>
+      </w:pPr>
+      <w:r>
+        <w:rPr>
+          <w:rFonts w:ascii="Times New Roman" w:cs="Times New Roman" w:eastAsia="Times New Roman" w:hAnsi="Times New Roman"/>
+          <w:b w:val="false"/>
+          <w:bCs w:val="false"/>
+          <w:i w:val="false"/>
+          <w:iCs w:val="false"/>
+          <w:color w:val="1F2937"/>
+          <w:sz w:val="22"/>
+          <w:szCs w:val="22"/>
+        </w:rPr>
+        <w:t xml:space="preserve">Jan Spiller — Astrology for the Soul (Bantam, 1997 ; ISBN 0553378384 / 9780553378382). Notice ouverte le 02/10/2026 :</w:t>
+      </w:r>
+      <w:r>
+        <w:rPr>
+          <w:rFonts w:ascii="Times New Roman" w:cs="Times New Roman" w:eastAsia="Times New Roman" w:hAnsi="Times New Roman"/>
+          <w:color w:val="1F2937"/>
+          <w:sz w:val="22"/>
+          <w:szCs w:val="22"/>
+        </w:rPr>
+        <w:t xml:space="preserve"> </w:t>
+      </w:r>
+      <w:hyperlink w:history="1" r:id="rIdabeSpiller03">
+        <w:r>
+          <w:rPr>
+            <w:rFonts w:ascii="Times New Roman" w:cs="Times New Roman" w:eastAsia="Times New Roman" w:hAnsi="Times New Roman"/>
+            <w:color w:val="1155CC"/>
+            <w:sz w:val="22"/>
+            <w:szCs w:val="22"/>
+            <w:u w:val="single"/>
+          </w:rPr>
+          <w:t xml:space="preserve">notice AbeBooks — Spiller (9780553378382)</w:t>
+        </w:r>
+      </w:hyperlink>
+      <w:r>
+        <w:rPr>
+          <w:rFonts w:ascii="Times New Roman" w:cs="Times New Roman" w:eastAsia="Times New Roman" w:hAnsi="Times New Roman"/>
+          <w:color w:val="1F2937"/>
+          <w:sz w:val="22"/>
+          <w:szCs w:val="22"/>
+        </w:rPr>
+        <w:t xml:space="preserve"> — HTTP 200.</w:t>
+      </w:r>
+      <w:r>
+        <w:rPr>
+          <w:i/>
+          <w:iCs/>
+          <w:color w:val="6B7280"/>
+          <w:sz w:val="20"/>
+        </w:rPr>
+        <w:t xml:space="preserve"> [Corrigé le 02/10/2026 : aucune notice n'était liée pour cet ouvrage non plus. Titre, éditeur et année sont confirmés — plusieurs vendeurs indépendants donnent « Published by Bantam, 1997 », dont un « First Edition » — et l'ISBN, qui manquait, est ajouté]</w:t>
       </w:r>
     </w:p>
     <w:p>
@@ -3418,6 +3532,96 @@
           <w:szCs w:val="22"/>
         </w:rPr>
         <w:t xml:space="preserve">Vérifié lors de la relecture et inchangé : l'inclinaison moyenne de 5,145° et l'opposition à 180° des deux nœuds (NASA) ; la révolution draconitique de 27,2122 jours et le mois sidéral de 27,3217 jours (IMCCE, NASA) ; l'intervalle de 173,3 jours ; Rahu et Ketu comme graha en jyotish ; Caput et Cauda Draconis dans la tradition médiévale ; et la référence de Jan Spiller, Astrology for the Soul (Bantam Books, 1997).</w:t>
+      </w:r>
+    </w:p>
+    <w:p>
+      <w:pPr>
+        <w:spacing w:before="240" w:after="60"/>
+      </w:pPr>
+      <w:r>
+        <w:rPr>
+          <w:b/>
+          <w:bCs/>
+          <w:sz w:val="26"/>
+        </w:rPr>
+        <w:t xml:space="preserve">📝 Journal des corrections — 2 octobre 2026</w:t>
+      </w:r>
+    </w:p>
+    <w:p>
+      <w:pPr>
+        <w:spacing w:before="60" w:after="60"/>
+      </w:pPr>
+      <w:r>
+        <w:rPr>
+          <w:sz w:val="20"/>
+        </w:rPr>
+        <w:t xml:space="preserve">Six corrections sur six paragraphes, les cinq sources rouvertes et trois notices bibliographiques ouvertes. Ce qui tient est confirmé : l'inclinaison moyenne de 5,145° est littérale sur la page NASA (« a mean angle of 5.145° ») ; les 173,3 jours y sont littéraux et l'Observatoire de Paris écrit 173,31 ; les 6 793,48 jours et les 18,6 ans sont littéraux sur la NASA (« 18.6 years (6793.48 days) »), les 18,61 années tropiques sur l'IMCCE ; le mois draconitique de 27,2122 jours est sur la NASA (27.21222) et sur l'IMCCE ; le mois sidéral de 27,3217 jours est sur la NASA (27.32166) ; les 19,35° par an correspondent aux 19,354 8° de l'Observatoire de Paris ; et l'année des éclipses de 346,62 jours y figure — la page se contredit d'ailleurs elle-même en écrivant 346,32 ailleurs, et la leçon a retenu la bonne des deux. La formulation d'origine est conservée ci-dessous.</w:t>
+      </w:r>
+    </w:p>
+    <w:p>
+      <w:pPr>
+        <w:spacing w:before="60" w:after="60"/>
+      </w:pPr>
+      <w:r>
+        <w:rPr>
+          <w:sz w:val="20"/>
+        </w:rPr>
+        <w:t xml:space="preserve">1. (¶16) « valeur qui varie légèrement entre 5,0° et 5,28° selon un cycle de 173,3 jours »</w:t>
+      </w:r>
+    </w:p>
+    <w:p>
+      <w:pPr>
+        <w:spacing w:before="60" w:after="60"/>
+      </w:pPr>
+      <w:r>
+        <w:rPr>
+          <w:sz w:val="20"/>
+        </w:rPr>
+        <w:t xml:space="preserve">2. (¶24) « le nombre de mois draconitiques excède d'une unité le nombre de mois sidéraux (6 793,5 jours) »</w:t>
+      </w:r>
+    </w:p>
+    <w:p>
+      <w:pPr>
+        <w:spacing w:before="60" w:after="60"/>
+      </w:pPr>
+      <w:r>
+        <w:rPr>
+          <w:sz w:val="20"/>
+        </w:rPr>
+        <w:t xml:space="preserve">3. (¶30) « Pendant chaque saison — une fenêtre d'environ 36 jours centrée sur l'alignement — les conditions géométriques permettent une ou plusieurs éclipses. »</w:t>
+      </w:r>
+    </w:p>
+    <w:p>
+      <w:pPr>
+        <w:spacing w:before="60" w:after="60"/>
+      </w:pPr>
+      <w:r>
+        <w:rPr>
+          <w:sz w:val="20"/>
+        </w:rPr>
+        <w:t xml:space="preserve">4. (¶88) « Saison d'éclipses : ~36 jours tous les 173,3 jours. (Obspm.fr) »</w:t>
+      </w:r>
+    </w:p>
+    <w:p>
+      <w:pPr>
+        <w:spacing w:before="60" w:after="60"/>
+      </w:pPr>
+      <w:r>
+        <w:rPr>
+          <w:sz w:val="20"/>
+        </w:rPr>
+        <w:t xml:space="preserve">5. (¶136) « Martin Schulman — Astrologie karmique, vol. I […] (Éditions Hélios, 1985, ISBN 978-2880630003) ; original : […] (Samuel Weiser, 1975, ISBN 0-87728-288-9). Cité sans lien direct vers l'ouvrage (pages librairie testées, résultats variables selon retailer). »</w:t>
+      </w:r>
+    </w:p>
+    <w:p>
+      <w:pPr>
+        <w:spacing w:before="60" w:after="60"/>
+      </w:pPr>
+      <w:r>
+        <w:rPr>
+          <w:sz w:val="20"/>
+        </w:rPr>
+        <w:t xml:space="preserve">6. (¶137) « Jan Spiller — Astrology for the Soul (Bantam Books, 1997). Cité sans lien direct vers l'ouvrage. »</w:t>
       </w:r>
     </w:p>
     <w:sectPr>

--- a/livrables/lecons/astrologie-karmique/2026-08-20_lecon-astrologie-karmique_03_noeuds-lunaires-astronomie-corpus.docx
+++ b/livrables/lecons/astrologie-karmique/2026-08-20_lecon-astrologie-karmique_03_noeuds-lunaires-astronomie-corpus.docx
@@ -3003,6 +3003,17 @@
           <w:t xml:space="preserve">IMCCE — Concepts fondamentaux : les éclipses de Lune</w:t>
         </w:r>
       </w:hyperlink>
+      <w:r>
+        <w:rPr>
+          <w:rFonts w:ascii="Times New Roman" w:cs="Times New Roman" w:eastAsia="Times New Roman" w:hAnsi="Times New Roman"/>
+          <w:i/>
+          <w:iCs/>
+          <w:color w:val="6B7280"/>
+          <w:sz w:val="20"/>
+          <w:szCs w:val="20"/>
+        </w:rPr>
+        <w:t xml:space="preserve">   [Corrigé le 25/10/2026 : adresse d'origine « promenade.imcce.fr/fr/pages3/333.html » ; le site de l'IMCCE ne répond plus depuis le 23/10/2026 — HTTP 000, curl exit 28 avec ET sans le faisceau de certificats du dépôt, aucune réponse TCP sur le port 443. Archive du 20/08/2026 — le jour même de la lecture annoncée par cette leçon —, HTTP 200, 11 265 caractères utiles, où « révolution draconitique », « ligne des noeuds » et « éclipses de Lune » figurent littéralement. Détail au journal.]</w:t>
+      </w:r>
     </w:p>
     <w:p>
       <w:pPr>
@@ -3034,6 +3045,17 @@
           <w:t xml:space="preserve">IMCCE — Concepts fondamentaux : les éclipses de Soleil</w:t>
         </w:r>
       </w:hyperlink>
+      <w:r>
+        <w:rPr>
+          <w:rFonts w:ascii="Times New Roman" w:cs="Times New Roman" w:eastAsia="Times New Roman" w:hAnsi="Times New Roman"/>
+          <w:i/>
+          <w:iCs/>
+          <w:color w:val="6B7280"/>
+          <w:sz w:val="20"/>
+          <w:szCs w:val="20"/>
+        </w:rPr>
+        <w:t xml:space="preserve">   [Corrigé le 25/10/2026 : adresse d'origine « promenade.imcce.fr/fr/pages3/368.html » ; le site de l'IMCCE ne répond plus depuis le 23/10/2026 — HTTP 000, curl exit 28 avec ET sans le faisceau de certificats du dépôt, aucune réponse TCP sur le port 443. Archive du 11/12/2024 — vingt mois avant la lecture du 20/08/2026, et c'est dit —, HTTP 200, 3 414 caractères utiles : c'est bien un sommaire, avec « Chapitre 1. Généralités et définitions » et la liste des chapitres, comme l'annonce ce libellé. Détail au journal.]</w:t>
+      </w:r>
     </w:p>
     <w:p>
       <w:pPr>
@@ -3622,6 +3644,64 @@
           <w:sz w:val="20"/>
         </w:rPr>
         <w:t xml:space="preserve">6. (¶137) « Jan Spiller — Astrology for the Soul (Bantam Books, 1997). Cité sans lien direct vers l'ouvrage. »</w:t>
+      </w:r>
+    </w:p>
+    <w:p>
+      <w:pPr>
+        <w:spacing w:after="120" w:before="320"/>
+      </w:pPr>
+      <w:r>
+        <w:rPr>
+          <w:rFonts w:ascii="Times New Roman" w:cs="Times New Roman" w:eastAsia="Times New Roman" w:hAnsi="Times New Roman"/>
+          <w:b/>
+          <w:bCs/>
+          <w:color w:val="1B3A6B"/>
+          <w:sz w:val="28"/>
+          <w:szCs w:val="28"/>
+        </w:rPr>
+        <w:t xml:space="preserve">📝 Journal des corrections — 25 octobre 2026</w:t>
+      </w:r>
+    </w:p>
+    <w:p>
+      <w:pPr>
+        <w:spacing w:after="80"/>
+      </w:pPr>
+      <w:r>
+        <w:rPr>
+          <w:rFonts w:ascii="Times New Roman" w:cs="Times New Roman" w:eastAsia="Times New Roman" w:hAnsi="Times New Roman"/>
+          <w:color w:val="1F2937"/>
+          <w:sz w:val="22"/>
+          <w:szCs w:val="22"/>
+        </w:rPr>
+        <w:t xml:space="preserve">Leçon relue le 25/10/2026, à l'occasion du repointage des cinq adresses IMCCE encore citées par le parcours.</w:t>
+      </w:r>
+    </w:p>
+    <w:p>
+      <w:pPr>
+        <w:spacing w:after="80"/>
+      </w:pPr>
+      <w:r>
+        <w:rPr>
+          <w:rFonts w:ascii="Times New Roman" w:cs="Times New Roman" w:eastAsia="Times New Roman" w:hAnsi="Times New Roman"/>
+          <w:color w:val="1F2937"/>
+          <w:sz w:val="22"/>
+          <w:szCs w:val="22"/>
+        </w:rPr>
+        <w:t xml:space="preserve">① Les deux adresses IMCCE de la leçon ne répondent plus. Libellés d'origine : « promenade.imcce.fr/fr/pages3/333.html » (éclipses de Lune) et « promenade.imcce.fr/fr/pages3/368.html » (éclipses de Soleil). Depuis le 23/10/2026 l'hôte est muet — HTTP 000, curl exit 28 avec ET sans le faisceau de certificats du dépôt, aucune réponse TCP sur le port 443 alors que le DNS résout : ni le document ni notre pile TLS ne sont en cause. Deuxième point de vue, indépendant : l'Internet Archive n'a plus aucun instantané de promenade.imcce.fr après le 20/10/2026, ni de www.imcce.fr après le 17/10, alors qu'elle moissonnait le portail deux fois par jour.</w:t>
+      </w:r>
+    </w:p>
+    <w:p>
+      <w:pPr>
+        <w:spacing w:after="80"/>
+      </w:pPr>
+      <w:r>
+        <w:rPr>
+          <w:rFonts w:ascii="Times New Roman" w:cs="Times New Roman" w:eastAsia="Times New Roman" w:hAnsi="Times New Roman"/>
+          <w:color w:val="1F2937"/>
+          <w:sz w:val="22"/>
+          <w:szCs w:val="22"/>
+        </w:rPr>
+        <w:t xml:space="preserve">② Les deux archives retenues, et ce qu'elles valent. Pour les éclipses de Lune, l'instantané du 20/08/2026 — le jour même de la lecture annoncée. Deux instantanés d'août 2026 existent (20/08 et 26/08) avec des empreintes différentes au catalogue, mais leur texte utile est au sha256 IDENTIQUE : la différence est dans l'habillage de l'archive, pas dans la page, et un seul instantané sert donc les leçons 03, 04 et 05. Pour les éclipses de Soleil, le dernier instantané disponible à 200 date du 11/12/2024, soit vingt mois avant la lecture : l'écart est réel et il est écrit dans le marqueur. Ce qui le rend acceptable est que la page est un sommaire — 3 414 caractères utiles, « Concepts fondamentaux », « Chapitre 1. Généralités et définitions » et la liste des chapitres —, exactement ce que le libellé en dit, et non une page de contenu dont une valeur serait citée.</w:t>
       </w:r>
     </w:p>
     <w:sectPr>

--- a/livrables/lecons/astrologie-karmique/2026-08-20_lecon-astrologie-karmique_03_noeuds-lunaires-astronomie-corpus.docx
+++ b/livrables/lecons/astrologie-karmique/2026-08-20_lecon-astrologie-karmique_03_noeuds-lunaires-astronomie-corpus.docx
@@ -2969,9 +2969,20 @@
             <w:szCs w:val="22"/>
             <w:u w:val="single"/>
           </w:rPr>
-          <w:t xml:space="preserve">Observatoire de Paris (media4.obspm.fr)</w:t>
+          <w:t xml:space="preserve">Observatoire de Paris (web.archive.org/web/20231002121032/media4.obspm.fr)</w:t>
         </w:r>
       </w:hyperlink>
+      <w:r>
+        <w:rPr>
+          <w:rFonts w:ascii="Times New Roman" w:cs="Times New Roman" w:eastAsia="Times New Roman" w:hAnsi="Times New Roman"/>
+          <w:i/>
+          <w:iCs/>
+          <w:color w:val="6B7280"/>
+          <w:sz w:val="20"/>
+          <w:szCs w:val="20"/>
+        </w:rPr>
+        <w:t xml:space="preserve">   [Corrigé le 25/10/2026 : adresse d'origine « media4.obspm.fr/…/quand-eclipses-lune_impression.html » ; tout l'hébergement de l'Observatoire de Paris est injoignable — HTTP 000 et curl exit 28 (délai) AVEC ET SANS le faisceau de certificats du dépôt, aucune réponse TCP sur le port 443 alors que le DNS résout, et www.obspm.fr est muet de la même façon : ni le document, ni notre pile TLS. Archive du 02/10/2023 — HTTP 200 et 25 077 caractères utiles, seul instantané existant, soit deux ans et dix mois avant la lecture du 20/08/2026. Et c'est ce repointage qui rend enfin vérifiables les deux citations et le critère en longitude du §2 : voir le journal.]</w:t>
+      </w:r>
     </w:p>
     <w:p>
       <w:pPr>
@@ -3702,6 +3713,62 @@
           <w:szCs w:val="22"/>
         </w:rPr>
         <w:t xml:space="preserve">② Les deux archives retenues, et ce qu'elles valent. Pour les éclipses de Lune, l'instantané du 20/08/2026 — le jour même de la lecture annoncée. Deux instantanés d'août 2026 existent (20/08 et 26/08) avec des empreintes différentes au catalogue, mais leur texte utile est au sha256 IDENTIQUE : la différence est dans l'habillage de l'archive, pas dans la page, et un seul instantané sert donc les leçons 03, 04 et 05. Pour les éclipses de Soleil, le dernier instantané disponible à 200 date du 11/12/2024, soit vingt mois avant la lecture : l'écart est réel et il est écrit dans le marqueur. Ce qui le rend acceptable est que la page est un sommaire — 3 414 caractères utiles, « Concepts fondamentaux », « Chapitre 1. Généralités et définitions » et la liste des chapitres —, exactement ce que le libellé en dit, et non une page de contenu dont une valeur serait citée.</w:t>
+      </w:r>
+    </w:p>
+    <w:p>
+      <w:pPr>
+        <w:spacing w:after="80"/>
+      </w:pPr>
+      <w:r>
+        <w:rPr>
+          <w:rFonts w:ascii="Times New Roman" w:cs="Times New Roman" w:eastAsia="Times New Roman" w:hAnsi="Times New Roman"/>
+          <w:color w:val="1F2937"/>
+          <w:sz w:val="22"/>
+          <w:szCs w:val="22"/>
+        </w:rPr>
+        <w:t xml:space="preserve">Adresse de l'Observatoire de Paris — repointée sur l'Internet Archive. La page « Quand ont lieu les éclipses de Lune ? » ne répond plus : tout l'hébergement de l'Observatoire de Paris est injoignable — HTTP 000 et curl exit 28 (délai) AVEC ET SANS le faisceau de certificats du dépôt, aucune réponse TCP sur le port 443 alors que le DNS résout, et www.obspm.fr est muet de la même façon : ni le document, ni notre pile TLS. Même panne que les adresses IMCCE corrigées plus haut dans ce journal : promenade.imcce.fr et media4.obspm.fr résolvent tous deux vers des machines de l'Observatoire de Paris.</w:t>
+      </w:r>
+    </w:p>
+    <w:p>
+      <w:pPr>
+        <w:spacing w:after="80"/>
+      </w:pPr>
+      <w:r>
+        <w:rPr>
+          <w:rFonts w:ascii="Times New Roman" w:cs="Times New Roman" w:eastAsia="Times New Roman" w:hAnsi="Times New Roman"/>
+          <w:color w:val="1F2937"/>
+          <w:sz w:val="22"/>
+          <w:szCs w:val="22"/>
+        </w:rPr>
+        <w:t xml:space="preserve">Le gain de ce repointage dépasse le lien, et il est mesuré sur la page archivée. Les deux citations que cette leçon attribue à l'Observatoire sont LITTÉRALEMENT présentes : « le Soleil apparent passe par l'un des deux nœuds tous les 173,31 jours » et « il y obligatoirement deux éclipses, une éclipse de Soleil et une éclipse de Lune ». ⚠️ Sur la seconde, la page écrit bien « il y obligatoirement », sans le verbe : le « [a] » entre crochets du §2 est donc une restitution éditoriale correcte, et non une citation inexacte. Le critère en longitude est confirmé mot pour mot — « ces 15,335° correspondent à l'écart angulaire entre une conjonction et une opposition » — et « 346,62 » est présent.</w:t>
+      </w:r>
+    </w:p>
+    <w:p>
+      <w:pPr>
+        <w:spacing w:after="80"/>
+      </w:pPr>
+      <w:r>
+        <w:rPr>
+          <w:rFonts w:ascii="Times New Roman" w:cs="Times New Roman" w:eastAsia="Times New Roman" w:hAnsi="Times New Roman"/>
+          <w:color w:val="1F2937"/>
+          <w:sz w:val="22"/>
+          <w:szCs w:val="22"/>
+        </w:rPr>
+        <w:t xml:space="preserve">Et le repointage lève un défaut qu'on croyait réel : « 19,35° », que le §1 et le §4 donnent pour le mouvement de la ligne des nœuds, EST sur cette page. Elle écrit « un mouvement de précession d'une période de 18,6 ans, soit un déplacement de 19,354 8° par an » — un espace groupant les décimales, typographie française —, donc la valeur de l'Observatoire est 19,3548°/an et le « 19,35° » de la leçon en est un arrondi fidèle. Les trois constantes que le contrôle d'étape 5 bis dénonçait comme absentes des pages liées étaient en réalité illisibles parce que l'hôte était éteint : elles sont toutes les trois levées. ⚠️ Une nuance de source subsiste : le journal du 02/10 attribuait la valeur à Wikipédia sous la forme « 19,3549 », là où l'Observatoire écrit 19,3548 — les deux arrondissent à 19,35, et l'attribution à l'Observatoire est désormais la bonne.</w:t>
+      </w:r>
+    </w:p>
+    <w:p>
+      <w:pPr>
+        <w:spacing w:after="80"/>
+      </w:pPr>
+      <w:r>
+        <w:rPr>
+          <w:rFonts w:ascii="Times New Roman" w:cs="Times New Roman" w:eastAsia="Times New Roman" w:hAnsi="Times New Roman"/>
+          <w:color w:val="1F2937"/>
+          <w:sz w:val="22"/>
+          <w:szCs w:val="22"/>
+        </w:rPr>
+        <w:t xml:space="preserve">L'écart d'instantané est réel : 02/10/2023 contre une lecture du 20/08/2026, seul instantané existant. Ce qui le rend acceptable est que tout ce que la leçon tire de cette page a été retrouvé littéralement dessus.</w:t>
       </w:r>
     </w:p>
     <w:sectPr>
